--- a/docs/pozharnaya-bezopasnost/word/04-instruktsiya-4-ceh-vinomaterialov-i-vina.docx
+++ b/docs/pozharnaya-bezopasnost/word/04-instruktsiya-4-ceh-vinomaterialov-i-vina.docx
@@ -9174,16 +9174,7 @@
               <w:pStyle w:val="Compact"/>
             </w:pPr>
             <w:r>
-              <w:t xml:space="preserve">У входов, у электрощитовой, у резервуарного </w:t>
-            </w:r>
-            <w:r>
-              <w:rPr>
-                <w:rFonts w:hint="eastAsia"/>
-              </w:rPr>
-              <w:t xml:space="preserve">парка,沿</w:t>
-            </w:r>
-            <w:r>
-              <w:t xml:space="preserve"> проходов</w:t>
+              <w:t xml:space="preserve">У входов, у электрощитовой, у резервуарного парка, вдоль проходов</w:t>
             </w:r>
           </w:p>
         </w:tc>
@@ -11531,7 +11522,7 @@
     <w:rsid w:val="00FC693F"/>
     <w:rPr>
       <w:rFonts w:ascii="Times New Roman" w:eastAsia="Times New Roman" w:hAnsi="Times New Roman"/>
-      <w:sz w:val="22"/>
+      <w:sz w:val="20"/>
     </w:rPr>
   </w:style>
   <w:style w:styleId="Header" w:type="paragraph">
